--- a/Unpriced_Value_Roadmap_Analysis.docx
+++ b/Unpriced_Value_Roadmap_Analysis.docx
@@ -164,7 +164,16 @@
         <w:t>[proposed]</w:t>
       </w:r>
       <w:r>
-        <w:t xml:space="preserve"> = an argument this document adds that the corpus does not yet make. Three widely-circulated leakage statistics ("~24% median partner revenue," "EY 1–5% EBITDA leakage," "42% of CFOs") are flagged in </w:t>
+        <w:t xml:space="preserve"> = an argument this document adds that the corpus does not yet make; </w:t>
+      </w:r>
+      <w:r>
+        <w:rPr>
+          <w:b/>
+        </w:rPr>
+        <w:t>[external]</w:t>
+      </w:r>
+      <w:r>
+        <w:t xml:space="preserve"> figures added from the commissioned research carry their adversarial-verification vote (e.g., 3-0), and where they are US or global rather than Saudi they carry an explicit scaling-analogue caveat — no US or global number is presented here as a Saudi market size. Three widely-circulated leakage statistics ("~24% median partner revenue," "EY 1–5% EBITDA leakage," "42% of CFOs") are flagged in </w:t>
       </w:r>
       <w:r>
         <w:rPr>
@@ -338,6 +347,47 @@
       </w:r>
       <w:r>
         <w:t xml:space="preserve"> until specific conditions appear.</w:t>
+      </w:r>
+    </w:p>
+    <w:p>
+      <w:r>
+        <w:t xml:space="preserve">The method here is the standard one for a phase-gated company, and the external literature names it. Expectations Investing (Mauboussin and Rappaport) states intrinsic value as the discounted-cash-flow value of the </w:t>
+      </w:r>
+      <w:r>
+        <w:rPr>
+          <w:i/>
+        </w:rPr>
+        <w:t>existing</w:t>
+      </w:r>
+      <w:r>
+        <w:t xml:space="preserve"> business plus a </w:t>
+      </w:r>
+      <w:r>
+        <w:rPr>
+          <w:i/>
+        </w:rPr>
+        <w:t>separately computed</w:t>
+      </w:r>
+      <w:r>
+        <w:t xml:space="preserve"> real-options value for the right — not the obligation — to expand; a DCF alone "understates the value of flexibility" [external: expectationsinvesting.com; CFA Institute — verified 3-0]. Damodaran's narrative-and-numbers discipline then turns the story into a number through an ordered sequence that puts total addressable market </w:t>
+      </w:r>
+      <w:r>
+        <w:rPr>
+          <w:i/>
+        </w:rPr>
+        <w:t>first</w:t>
+      </w:r>
+      <w:r>
+        <w:t xml:space="preserve">, while warning that roughly 90% of a young company's valuation uncertainty is irreducible economic uncertainty no analysis can remove [external: Damodaran, </w:t>
+      </w:r>
+      <w:r>
+        <w:rPr>
+          <w:i/>
+        </w:rPr>
+        <w:t>Narrative and Numbers</w:t>
+      </w:r>
+      <w:r>
+        <w:t>, 2017 — verified 3-0]. Both map onto this roadmap directly: the priced SAR 18M is the DCF-of-the-existing-business term, and everything in Section 2 is the separately-computed option value.</w:t>
       </w:r>
     </w:p>
     <w:p>
@@ -718,6 +768,11 @@
     </w:p>
     <w:p>
       <w:r>
+        <w:t>External calibration, with a caveat: US B2B-SaaS benchmarks place pre-seed at $0–100K ARR, seed at a ~$500K median, and Series A at a ~$1.5–2M median, and hold that NRR of 120%+ with near-zero churn re-rates a company more than higher ARR with churn [external: Forum Ventures — single-source, US-not-GCC, verified 3-0]. Carta's US pre-seed median pre-money is ~$7.7M, ≈ SAR 29M [external: Carta, Q3 2025], above Reven's SAR 18M (≈ $4.8M) — consistent with a deliberately conservative, zero-revenue local raise, not a signal of under-pricing. These are scaling analogues; no GCC-specific ladder survived verification.</w:t>
+      </w:r>
+    </w:p>
+    <w:p>
+      <w:r>
         <w:rPr>
           <w:b/>
         </w:rPr>
@@ -1067,48 +1122,26 @@
       </w:r>
     </w:p>
     <w:p>
-      <w:pPr>
-        <w:pStyle w:val="Heading2"/>
-      </w:pPr>
-      <w:r>
-        <w:t>3.4 The ~100%-margin data and benchmark layer — doubly unpriced (corporate)</w:t>
-      </w:r>
-    </w:p>
-    <w:p>
-      <w:r>
-        <w:t xml:space="preserve">Two independent readings converge on the same conclusion. The orchestration levers document has </w:t>
-      </w:r>
-      <w:r>
-        <w:rPr>
-          <w:b/>
-        </w:rPr>
-        <w:t>no lever defined for selling benchmarks or licensing data</w:t>
-      </w:r>
-      <w:r>
-        <w:t xml:space="preserve"> — the aggregate cross-customer data asset is framed only defensively, as a moat, "never as a licensable revenue line" [Levers, §3 gap]. The pricing document, separately, describes data/benchmark licensing as "~100% GM… the highest-margin revenue line possible… a pure multiple-expander," deferred until network density exists [PCS #50]. So this layer is unpriced twice over: strategically under-developed </w:t>
+      <w:r>
+        <w:t xml:space="preserve">External evidence sharpens this boundary rather than softening it. a16z's analysis of enterprise "data moats" finds that most apparent data network effects are really data </w:t>
       </w:r>
       <w:r>
         <w:rPr>
           <w:i/>
         </w:rPr>
-        <w:t>and</w:t>
-      </w:r>
-      <w:r>
-        <w:t xml:space="preserve"> financially the highest-quality revenue in the business.</w:t>
-      </w:r>
-    </w:p>
-    <w:p>
-      <w:r>
-        <w:t xml:space="preserve">Its mechanism: once the graph holds commission-rate and program-performance data across many customers, benchmarks ("your co-sell commission runs 40 bps above the segment median") become a product neither party can build alone, at near-zero marginal cost. Its gate is the same as the network's — cross-tenant scale, i.e., Phase 3. Its distinctive property for valuation: because it is ~100% gross margin, it expands the </w:t>
+        <w:t>scale</w:t>
+      </w:r>
+      <w:r>
+        <w:t xml:space="preserve"> effects — accumulating history does not by itself create a network effect [external: a16z — verified 3-0]. The corollary for Reven: the defensible asset is not the accumulated audit data but the </w:t>
       </w:r>
       <w:r>
         <w:rPr>
           <w:i/>
         </w:rPr>
-        <w:t>multiple</w:t>
-      </w:r>
-      <w:r>
-        <w:t>, not just the revenue, which is why it matters disproportionately to enterprise value relative to its ARR (Section 4 explains why margin, not headline flow, drives the multiple).</w:t>
+        <w:t>bilateral structure</w:t>
+      </w:r>
+      <w:r>
+        <w:t xml:space="preserve"> (both counterparties on-platform) and ownership of the system-of-record relationship. In embedded B2B payments, the platform that owns that relationship is projected to capture on the order of eight times what a pure infrastructure enabler captures [external: Bain — directional, a split 2-1 vote; treat as direction, not a precise ratio].</w:t>
       </w:r>
     </w:p>
     <w:p>
@@ -1116,6 +1149,51 @@
         <w:pStyle w:val="Heading2"/>
       </w:pPr>
       <w:r>
+        <w:t>3.4 The ~100%-margin data and benchmark layer — doubly unpriced (corporate)</w:t>
+      </w:r>
+    </w:p>
+    <w:p>
+      <w:r>
+        <w:t xml:space="preserve">Two independent readings converge on the same conclusion. The orchestration levers document has </w:t>
+      </w:r>
+      <w:r>
+        <w:rPr>
+          <w:b/>
+        </w:rPr>
+        <w:t>no lever defined for selling benchmarks or licensing data</w:t>
+      </w:r>
+      <w:r>
+        <w:t xml:space="preserve"> — the aggregate cross-customer data asset is framed only defensively, as a moat, "never as a licensable revenue line" [Levers, §3 gap]. The pricing document, separately, describes data/benchmark licensing as "~100% GM… the highest-margin revenue line possible… a pure multiple-expander," deferred until network density exists [PCS #50]. So this layer is unpriced twice over: strategically under-developed </w:t>
+      </w:r>
+      <w:r>
+        <w:rPr>
+          <w:i/>
+        </w:rPr>
+        <w:t>and</w:t>
+      </w:r>
+      <w:r>
+        <w:t xml:space="preserve"> financially the highest-quality revenue in the business.</w:t>
+      </w:r>
+    </w:p>
+    <w:p>
+      <w:r>
+        <w:t xml:space="preserve">Its mechanism: once the graph holds commission-rate and program-performance data across many customers, benchmarks ("your co-sell commission runs 40 bps above the segment median") become a product neither party can build alone, at near-zero marginal cost. Its gate is the same as the network's — cross-tenant scale, i.e., Phase 3. Its distinctive property for valuation: because it is ~100% gross margin, it expands the </w:t>
+      </w:r>
+      <w:r>
+        <w:rPr>
+          <w:i/>
+        </w:rPr>
+        <w:t>multiple</w:t>
+      </w:r>
+      <w:r>
+        <w:t>, not just the revenue, which is why it matters disproportionately to enterprise value relative to its ARR (Section 4 explains why margin, not headline flow, drives the multiple).</w:t>
+      </w:r>
+    </w:p>
+    <w:p>
+      <w:pPr>
+        <w:pStyle w:val="Heading2"/>
+      </w:pPr>
+      <w:r>
         <w:t>3.5 Money velocity and working-capital release — the driver you have not priced (GDP side)</w:t>
       </w:r>
     </w:p>
@@ -1186,6 +1264,29 @@
     </w:p>
     <w:p>
       <w:r>
+        <w:t xml:space="preserve">External figures quantify the </w:t>
+      </w:r>
+      <w:r>
+        <w:rPr>
+          <w:i/>
+        </w:rPr>
+        <w:t>mechanism</w:t>
+      </w:r>
+      <w:r>
+        <w:t xml:space="preserve"> — with the hard caveat that they are US and global scaling analogues, not Saudi numbers. The Hackett Group's 2025 survey finds $1.7 trillion trapped in excess working capital across the top 1,000 US public non-financial companies, and names accounts receivable — the exact layer a bilateral revenue-share ledger attacks — as the largest slice at ~$600 billion, driven by an 18-day DSO gap between top and median performers [external: Hackett Group 2025 — verified 3-0; US benchmark, vendor gap-to-best methodology]. At economy scale, global payments earn ~$2.5T of revenue on ~$2.0 quadrillion of value flows — an aggregate ~12.5 bps of value moved [external: McKinsey 2025 Global Payments Report — verified 3-0]. Neither is a Saudi TAM; both size the </w:t>
+      </w:r>
+      <w:r>
+        <w:rPr>
+          <w:i/>
+        </w:rPr>
+        <w:t>kind</w:t>
+      </w:r>
+      <w:r>
+        <w:t xml:space="preserve"> of value that faster, trusted settlement releases, and both confirm what the pricing model already assumes — the releasable value is large and the capturable slice of it is thin.</w:t>
+      </w:r>
+    </w:p>
+    <w:p>
+      <w:r>
         <w:t xml:space="preserve">The reason this lever matters beyond ROI: it changes </w:t>
       </w:r>
       <w:r>
@@ -1366,7 +1467,16 @@
         <w:t>not</w:t>
       </w:r>
       <w:r>
-        <w:t xml:space="preserve"> latent enterprise value at software multiples. It earns the software multiple only if it is captured as software — data, compliance, system-of-record — with the money-movement itself partnered out or run at cost. Priced as a rake, the same business is worth roughly half per unit of revenue. This single fact reprices most naive "bps × flow" arithmetic downward by ~2×.</w:t>
+        <w:t xml:space="preserve"> latent enterprise value at software multiples. It earns the software multiple only if it is captured as software — data, compliance, system-of-record — with the money-movement itself partnered out or run at cost. Priced as a rake, the same business is worth roughly half per unit of revenue. This single fact reprices most naive "bps × flow" arithmetic downward by ~2×. External primary sources corroborate the mechanism, not just the repo: Shopify's flow revenue (merchant solutions) is more than two-thirds of sales but runs ~40% gross margin against ~81% for subscription, and global payments-revenue growth slowed to 4% in 2024 from 12% in 2023 under yield compression [external: Bain; McKinsey 2025 — both verified 3-0]. The lower multiple is the market pricing that margin gap. Two tempting flow numbers did </w:t>
+      </w:r>
+      <w:r>
+        <w:rPr>
+          <w:i/>
+        </w:rPr>
+        <w:t>not</w:t>
+      </w:r>
+      <w:r>
+        <w:t xml:space="preserve"> survive verification and should not be underwritten: a ~0.7% blended take-rate on embedded flow, and a T2D3 "~100%+ YoY" growth cadence [external — both refuted, 1-2].</w:t>
       </w:r>
     </w:p>
     <w:p>
@@ -1505,6 +1615,56 @@
         <w:pStyle w:val="Heading1"/>
       </w:pPr>
       <w:r>
+        <w:t>What the external evidence confirms, and where it stops</w:t>
+      </w:r>
+    </w:p>
+    <w:p>
+      <w:r>
+        <w:t>A commissioned external pass — five angles, 23 sources, 25 claims adversarially verified (22 confirmed, 3 refuted) — reinforces the analysis on method and mechanism and marks two gaps a reader should not paper over.</w:t>
+      </w:r>
+    </w:p>
+    <w:p>
+      <w:r>
+        <w:t>Confirmed [each 3-0 unless noted]: the real-options framing is the standard method for a phase-gated company (Expectations Investing; Damodaran); flow revenue earns a lower multiple than software because of the gross-margin gap (Shopify ~40% vs ~81%; payments yield compression); audit history is a data-</w:t>
+      </w:r>
+      <w:r>
+        <w:rPr>
+          <w:i/>
+        </w:rPr>
+        <w:t>scale</w:t>
+      </w:r>
+      <w:r>
+        <w:t xml:space="preserve"> effect, not automatically a network effect; the working-capital and flow pools are large but thinly capturable (Hackett $1.7T trapped, ~$600B in receivables; McKinsey ~12.5 bps aggregate); and the Saudi regulatory clock is real — ZATCA Wave 24 by 30 June 2026, SAMA open-banking licensing live 26 March 2026 with Lean Technologies as first licensee.</w:t>
+      </w:r>
+    </w:p>
+    <w:p>
+      <w:r>
+        <w:t xml:space="preserve">Two limits, stated plainly. First, a </w:t>
+      </w:r>
+      <w:r>
+        <w:rPr>
+          <w:b/>
+        </w:rPr>
+        <w:t>geographic mismatch</w:t>
+      </w:r>
+      <w:r>
+        <w:t xml:space="preserve">: every quantified market and benchmark that survived verification is US or global; no Vision 2030 non-oil-GDP, SME-share, or GCC market-size figure survived. The Saudi numbers in this document come from your own Riyal Map, not the external pass — the US and global figures are scaling analogues, never regional TAM. Second, a </w:t>
+      </w:r>
+      <w:r>
+        <w:rPr>
+          <w:b/>
+        </w:rPr>
+        <w:t>comparables gap</w:t>
+      </w:r>
+      <w:r>
+        <w:t>: no revenue multiple for the named peers (impact.com, PartnerStack, Crossbeam, Tipalti, Bill.com, and the rest) survived verification, so the flow-versus-software discount rests on one clean anchor (Shopify) plus the margin mechanism, not a peer set. Both are open items, not settled facts.</w:t>
+      </w:r>
+    </w:p>
+    <w:p>
+      <w:pPr>
+        <w:pStyle w:val="Heading1"/>
+      </w:pPr>
+      <w:r>
         <w:t>Uncertainty and what would change this</w:t>
       </w:r>
     </w:p>
@@ -1528,7 +1688,7 @@
         <w:t>flow-multiple discipline</w:t>
       </w:r>
       <w:r>
-        <w:t>, which caps the upside more than any market-size debate. Two findings would move the conclusion materially: a paid pilot that quantifies the working-capital release (converting Section 3.5 from proposed to evidenced, and opening the sovereign lens) would raise the floor; evidence that the largest platforms are self-building settlement (Section 4's bear case becoming actual) would compress the ceiling toward SaaS-only. Both are testable within the pre-seed runway. The external-comparables and valuation-method research commissioned alongside this document will be folded into Sections 2 and 4 as a validation layer when it completes; it is expected to confirm, not overturn, the flow-versus-software multiple gap that the repo's own figures already establish.</w:t>
+        <w:t>, which caps the upside more than any market-size debate. Two findings would move the conclusion materially: a paid pilot that quantifies the working-capital release (converting Section 3.5 from proposed to evidenced, and opening the sovereign lens) would raise the floor; evidence that the largest platforms are self-building settlement (Section 4's bear case becoming actual) would compress the ceiling toward SaaS-only. Both are testable within the pre-seed runway. The external research is now folded into Sections 1–4 and the section above; it confirmed the flow-versus-software multiple gap the repo's figures established, and — usefully — produced no Saudi-specific market size, which is itself a finding: the regional TAM that would anchor a localized value-created number remains unquantified, and establishing it is the highest-value analytical task left.</w:t>
       </w:r>
     </w:p>
     <w:sectPr>
